--- a/Docs/sprint_6/SAD/Software Architecture Document v6.0.docx
+++ b/Docs/sprint_6/SAD/Software Architecture Document v6.0.docx
@@ -6081,6 +6081,9 @@
           <w:lang w:val="en-US"/>
         </w:rPr>
       </w:pPr>
+      <w:r>
+        <w:t xml:space="preserve">Runs locally on developers machine. </w:t>
+      </w:r>
       <w:r>
         <w:t>F</w:t>
       </w:r>
